--- a/Trimestre 7/2. Tecnica/2.5_Plan_Respaldo.docx
+++ b/Trimestre 7/2. Tecnica/2.5_Plan_Respaldo.docx
@@ -2783,7 +2783,7 @@
           <w14:ligatures w14:val="none"/>
         </w:rPr>
         <w:pict w14:anchorId="7E6A0CC5">
-          <v:rect id="_x0000_i1033" style="width:0;height:1.5pt" o:hralign="center" o:hrstd="t" o:hr="t" fillcolor="#a0a0a0" stroked="f"/>
+          <v:rect id="_x0000_i1029" style="width:0;height:1.5pt" o:hralign="center" o:hrstd="t" o:hr="t" fillcolor="#a0a0a0" stroked="f"/>
         </w:pict>
       </w:r>
     </w:p>
@@ -2947,7 +2947,7 @@
           <w14:ligatures w14:val="none"/>
         </w:rPr>
         <w:pict w14:anchorId="4578E72A">
-          <v:rect id="_x0000_i1034" style="width:0;height:1.5pt" o:hralign="center" o:hrstd="t" o:hr="t" fillcolor="#a0a0a0" stroked="f"/>
+          <v:rect id="_x0000_i1030" style="width:0;height:1.5pt" o:hralign="center" o:hrstd="t" o:hr="t" fillcolor="#a0a0a0" stroked="f"/>
         </w:pict>
       </w:r>
     </w:p>
@@ -3400,7 +3400,7 @@
           <w14:ligatures w14:val="none"/>
         </w:rPr>
         <w:pict w14:anchorId="4A490B00">
-          <v:rect id="_x0000_i1035" style="width:0;height:1.5pt" o:hralign="center" o:hrstd="t" o:hr="t" fillcolor="#a0a0a0" stroked="f"/>
+          <v:rect id="_x0000_i1031" style="width:0;height:1.5pt" o:hralign="center" o:hrstd="t" o:hr="t" fillcolor="#a0a0a0" stroked="f"/>
         </w:pict>
       </w:r>
     </w:p>
@@ -3635,7 +3635,7 @@
           <w14:ligatures w14:val="none"/>
         </w:rPr>
         <w:pict w14:anchorId="6F37E98C">
-          <v:rect id="_x0000_i1036" style="width:0;height:1.5pt" o:hralign="center" o:hrstd="t" o:hr="t" fillcolor="#a0a0a0" stroked="f"/>
+          <v:rect id="_x0000_i1032" style="width:0;height:1.5pt" o:hralign="center" o:hrstd="t" o:hr="t" fillcolor="#a0a0a0" stroked="f"/>
         </w:pict>
       </w:r>
     </w:p>
@@ -5441,7 +5441,7 @@
           <w14:ligatures w14:val="none"/>
         </w:rPr>
         <w:pict w14:anchorId="7A440CB8">
-          <v:rect id="_x0000_i1041" style="width:0;height:1.5pt" o:hralign="center" o:hrstd="t" o:hr="t" fillcolor="#a0a0a0" stroked="f"/>
+          <v:rect id="_x0000_i1033" style="width:0;height:1.5pt" o:hralign="center" o:hrstd="t" o:hr="t" fillcolor="#a0a0a0" stroked="f"/>
         </w:pict>
       </w:r>
     </w:p>
@@ -5591,7 +5591,7 @@
           <w:lang w:eastAsia="es-CO"/>
           <w14:ligatures w14:val="none"/>
         </w:rPr>
-        <w:t xml:space="preserve">Acta de Go-Live </w:t>
+        <w:t xml:space="preserve">Acta de </w:t>
       </w:r>
       <w:proofErr w:type="spellStart"/>
       <w:r>
@@ -5601,6 +5601,26 @@
           <w:lang w:eastAsia="es-CO"/>
           <w14:ligatures w14:val="none"/>
         </w:rPr>
+        <w:t>Go</w:t>
+      </w:r>
+      <w:proofErr w:type="spellEnd"/>
+      <w:r>
+        <w:rPr>
+          <w:rFonts w:ascii="Times New Roman" w:eastAsia="Times New Roman" w:hAnsi="Times New Roman" w:cs="Times New Roman"/>
+          <w:kern w:val="0"/>
+          <w:lang w:eastAsia="es-CO"/>
+          <w14:ligatures w14:val="none"/>
+        </w:rPr>
+        <w:t xml:space="preserve">-Live </w:t>
+      </w:r>
+      <w:proofErr w:type="spellStart"/>
+      <w:r>
+        <w:rPr>
+          <w:rFonts w:ascii="Times New Roman" w:eastAsia="Times New Roman" w:hAnsi="Times New Roman" w:cs="Times New Roman"/>
+          <w:kern w:val="0"/>
+          <w:lang w:eastAsia="es-CO"/>
+          <w14:ligatures w14:val="none"/>
+        </w:rPr>
         <w:t>y</w:t>
       </w:r>
       <w:proofErr w:type="spellEnd"/>
@@ -5611,7 +5631,27 @@
           <w:lang w:eastAsia="es-CO"/>
           <w14:ligatures w14:val="none"/>
         </w:rPr>
-        <w:t xml:space="preserve"> informe post-migración.</w:t>
+        <w:t xml:space="preserve"> informe </w:t>
+      </w:r>
+      <w:proofErr w:type="spellStart"/>
+      <w:r>
+        <w:rPr>
+          <w:rFonts w:ascii="Times New Roman" w:eastAsia="Times New Roman" w:hAnsi="Times New Roman" w:cs="Times New Roman"/>
+          <w:kern w:val="0"/>
+          <w:lang w:eastAsia="es-CO"/>
+          <w14:ligatures w14:val="none"/>
+        </w:rPr>
+        <w:t>post-migración</w:t>
+      </w:r>
+      <w:proofErr w:type="spellEnd"/>
+      <w:r>
+        <w:rPr>
+          <w:rFonts w:ascii="Times New Roman" w:eastAsia="Times New Roman" w:hAnsi="Times New Roman" w:cs="Times New Roman"/>
+          <w:kern w:val="0"/>
+          <w:lang w:eastAsia="es-CO"/>
+          <w14:ligatures w14:val="none"/>
+        </w:rPr>
+        <w:t>.</w:t>
       </w:r>
     </w:p>
     <w:sectPr>
